--- a/proactive-english-b2-sy/out/PE-B2-BK1-SY_Unit11_SB.docx
+++ b/proactive-english-b2-sy/out/PE-B2-BK1-SY_Unit11_SB.docx
@@ -44505,7 +44505,25 @@
                 <w:sz w:val="22"/>
                 <w:szCs w:val="22"/>
               </w:rPr>
-              <w:t xml:space="preserve"> ⚠ 4.7 nobody was wrong; 8.7 nobody was wrong; 9.7 nobody was wrong; 10.7 nobody was wrong. </w:t>
+              <w:t xml:space="preserve"> ⚠ </w:t>
+            </w:r>
+            <w:r>
+              <w:rPr>
+                <w:rFonts w:ascii="Calibri" w:cs="Calibri" w:eastAsia="Calibri" w:hAnsi="Calibri"/>
+                <w:b/>
+                <w:bCs/>
+                <w:sz w:val="22"/>
+                <w:szCs w:val="22"/>
+              </w:rPr>
+              <w:t xml:space="preserve">In 4.7, 6.7, 7.7, 8.7, 9.7 and 10.7 nobody was wrong.</w:t>
+            </w:r>
+            <w:r>
+              <w:rPr>
+                <w:rFonts w:ascii="Calibri" w:cs="Calibri" w:eastAsia="Calibri" w:hAnsi="Calibri"/>
+                <w:sz w:val="22"/>
+                <w:szCs w:val="22"/>
+              </w:rPr>
+              <w:t xml:space="preserve"> </w:t>
             </w:r>
             <w:r>
               <w:rPr>
@@ -45290,7 +45308,7 @@
                 <w:sz w:val="22"/>
                 <w:szCs w:val="22"/>
               </w:rPr>
-              <w:t xml:space="preserve">4.7, 8.7, 9.7 and 10.7: nobody was wrong.</w:t>
+              <w:t xml:space="preserve">4.7, 6.7, 7.7, 8.7, 9.7 and 10.7: nobody was wrong.</w:t>
             </w:r>
             <w:r>
               <w:rPr>
